--- a/content/Bios/Ken_Furman.docx
+++ b/content/Bios/Ken_Furman.docx
@@ -1,1089 +1,735 @@
 
 <file path=word/document.xml><?xml version="1.0" encoding="utf-8"?>
-<w:document xmlns:w14="http://schemas.microsoft.com/office/word/2010/wordml" xmlns:wp14="http://schemas.microsoft.com/office/word/2010/wordprocessingDrawing" xmlns:w="http://schemas.openxmlformats.org/wordprocessingml/2006/main" xmlns:m="http://schemas.openxmlformats.org/officeDocument/2006/math" xmlns:r="http://schemas.openxmlformats.org/officeDocument/2006/relationships" xmlns:o="urn:schemas-microsoft-com:office:office" xmlns:v="urn:schemas-microsoft-com:vml" xmlns:w10="urn:schemas-microsoft-com:office:word" xmlns:a="http://schemas.openxmlformats.org/drawingml/2006/main" xmlns:pic="http://schemas.openxmlformats.org/drawingml/2006/picture" xmlns:wp="http://schemas.openxmlformats.org/drawingml/2006/wordprocessingDrawing" xmlns:mc="http://schemas.openxmlformats.org/markup-compatibility/2006" mc:Ignorable="w14 wp14">
+<w:document xmlns:ns1="http://schemas.openxmlformats.org/markup-compatibility/2006" xmlns:ns2="http://schemas.microsoft.com/office/word/2010/wordml" xmlns:w="http://schemas.openxmlformats.org/wordprocessingml/2006/main" ns1:Ignorable="w14 wp14">
   <w:body>
-    <w:p xmlns:wp14="http://schemas.microsoft.com/office/word/2010/wordml" wp14:textId="77777777">
+    <w:p ns2:paraId="2AA4B788" ns2:textId="602608AE">
       <w:pPr>
-        <w:pStyle w:val="FirstParagraph"/>
+        <w:spacing w:before="0" w:beforeAutospacing="off" w:after="0" w:afterAutospacing="off" w:line="300" w:lineRule="auto"/>
       </w:pPr>
       <w:r>
-        <w:rPr/>
-        <w:t>1998 Hall of Fame Inductee Ken Furman – Boulder</w:t>
-      </w:r>
-      <w:r>
-        <w:rPr/>
-        <w:t xml:space="preserve"> </w:t>
-      </w:r>
-      <w:r>
-        <w:rPr/>
-        <w:t xml:space="preserve">Ken Furman is </w:t>
-      </w:r>
-      <w:r>
-        <w:rPr/>
-        <w:t>perhaps the</w:t>
-      </w:r>
-      <w:r>
-        <w:rPr/>
-        <w:t xml:space="preserve"> single most influential person the Colorado High School Baseball Umpire</w:t>
-      </w:r>
-      <w:r>
-        <w:rPr/>
-        <w:t xml:space="preserve"> </w:t>
-      </w:r>
-      <w:r>
-        <w:rPr/>
-        <w:t>Association has known. His unparalleled wealth of knowledge and experience, both as a coach,</w:t>
-      </w:r>
-      <w:r>
-        <w:rPr/>
-        <w:t xml:space="preserve"> </w:t>
-      </w:r>
-      <w:r>
-        <w:rPr/>
-        <w:t xml:space="preserve">umpire, and athletic </w:t>
-      </w:r>
-      <w:r>
-        <w:rPr/>
-        <w:t>administrator</w:t>
-      </w:r>
-      <w:r>
-        <w:rPr/>
-        <w:t xml:space="preserve"> has helped to shape the direction the CHSBUA has taken as an</w:t>
-      </w:r>
-      <w:r>
-        <w:rPr/>
-        <w:t xml:space="preserve"> </w:t>
-      </w:r>
-      <w:r>
-        <w:rPr/>
-        <w:t>organization. His calming influence as both an advisor and mentor has guided the careers of many top</w:t>
-      </w:r>
-      <w:r>
-        <w:rPr/>
-        <w:t xml:space="preserve"> </w:t>
-      </w:r>
-      <w:r>
-        <w:rPr/>
-        <w:t>officials currently working today.</w:t>
-      </w:r>
-      <w:r>
-        <w:rPr/>
-        <w:t xml:space="preserve"> </w:t>
-      </w:r>
-      <w:r>
-        <w:rPr/>
-        <w:t xml:space="preserve">Ken has </w:t>
-      </w:r>
-      <w:r>
-        <w:rPr/>
-        <w:t>literally done</w:t>
-      </w:r>
-      <w:r>
-        <w:rPr/>
-        <w:t xml:space="preserve"> it </w:t>
-      </w:r>
-      <w:r>
-        <w:rPr/>
-        <w:t>all, and</w:t>
-      </w:r>
-      <w:r>
-        <w:rPr/>
-        <w:t xml:space="preserve"> has served with distinction in every capacity. His resume is indicative</w:t>
-      </w:r>
-      <w:r>
-        <w:rPr/>
-        <w:t xml:space="preserve"> </w:t>
-      </w:r>
-      <w:r>
-        <w:rPr/>
-        <w:t>of the respect and confidence he has engendered in those with whom he has been associated. Ken has</w:t>
-      </w:r>
-      <w:r>
-        <w:rPr/>
-        <w:t xml:space="preserve"> </w:t>
-      </w:r>
-      <w:r>
-        <w:rPr/>
-        <w:t>served in executive capacities as the President of The Colorado High School Coaches Association</w:t>
-      </w:r>
-      <w:r>
-        <w:rPr/>
-        <w:t xml:space="preserve"> </w:t>
-      </w:r>
-      <w:r>
-        <w:rPr/>
-        <w:t>(1970-71). The Boulder Valley Coaches Association, and The Colorado High School Baseball Umpires</w:t>
-      </w:r>
-      <w:r>
-        <w:rPr/>
-        <w:t xml:space="preserve"> </w:t>
-      </w:r>
-      <w:r>
-        <w:rPr/>
-        <w:t>Association (1981-84). He was appointed Colorado High School Baseball Rules Interpreter (1989-1997)</w:t>
-      </w:r>
-      <w:r>
-        <w:rPr/>
-        <w:t xml:space="preserve"> </w:t>
-      </w:r>
-      <w:r>
-        <w:rPr/>
-        <w:t>by the CHSBUA Board and was also a two-term Area Director for Boulder/Longmont study group.</w:t>
-      </w:r>
-      <w:r>
-        <w:rPr/>
-        <w:t xml:space="preserve"> </w:t>
-      </w:r>
-      <w:r>
-        <w:rPr/>
-        <w:t>As an official, Ken’s career accomplishments have set a standard of unmatched achievement and</w:t>
-      </w:r>
-      <w:r>
-        <w:rPr/>
-        <w:t xml:space="preserve"> </w:t>
-      </w:r>
-      <w:r>
-        <w:rPr/>
-        <w:t xml:space="preserve">excellence. He has been selected to </w:t>
-      </w:r>
-      <w:r>
-        <w:rPr/>
+        <w:rPr>
+          <w:rFonts w:ascii="Segoe UI" w:hAnsi="Segoe UI" w:eastAsia="Segoe UI" w:cs="Segoe UI"/>
+          <w:b w:val="0"/>
+          <w:bCs w:val="0"/>
+          <w:i w:val="0"/>
+          <w:iCs w:val="0"/>
+          <w:noProof w:val="0"/>
+          <w:sz w:val="21"/>
+          <w:szCs w:val="21"/>
+          <w:lang w:val="en-US"/>
+        </w:rPr>
+        <w:t>1998 Hall of Fame Inductee – Boulder</w:t>
+      </w:r>
+    </w:p>
+    <w:p ns2:paraId="39FAC2F3" ns2:textId="49E7CF78">
+      <w:pPr>
+        <w:spacing w:before="0" w:beforeAutospacing="off" w:after="0" w:afterAutospacing="off" w:line="300" w:lineRule="auto"/>
+        <w:rPr>
+          <w:rFonts w:ascii="Segoe UI" w:hAnsi="Segoe UI" w:eastAsia="Segoe UI" w:cs="Segoe UI"/>
+          <w:b w:val="0"/>
+          <w:bCs w:val="0"/>
+          <w:i w:val="0"/>
+          <w:iCs w:val="0"/>
+          <w:noProof w:val="0"/>
+          <w:sz w:val="21"/>
+          <w:szCs w:val="21"/>
+          <w:lang w:val="en-US"/>
+        </w:rPr>
+      </w:pPr>
+    </w:p>
+    <w:p ns2:paraId="226EB4B9" ns2:textId="7D16A1D8">
+      <w:pPr>
+        <w:spacing w:before="0" w:beforeAutospacing="off" w:after="0" w:afterAutospacing="off" w:line="300" w:lineRule="auto"/>
+        <w:rPr>
+          <w:rFonts w:ascii="Segoe UI" w:hAnsi="Segoe UI" w:eastAsia="Segoe UI" w:cs="Segoe UI"/>
+          <w:b w:val="0"/>
+          <w:bCs w:val="0"/>
+          <w:i w:val="0"/>
+          <w:iCs w:val="0"/>
+          <w:noProof w:val="0"/>
+          <w:sz w:val="21"/>
+          <w:szCs w:val="21"/>
+          <w:lang w:val="en-US"/>
+        </w:rPr>
+      </w:pPr>
+      <w:r>
+        <w:rPr>
+          <w:rFonts w:ascii="Segoe UI" w:hAnsi="Segoe UI" w:eastAsia="Segoe UI" w:cs="Segoe UI"/>
+          <w:b w:val="0"/>
+          <w:bCs w:val="0"/>
+          <w:i w:val="0"/>
+          <w:iCs w:val="0"/>
+          <w:noProof w:val="0"/>
+          <w:sz w:val="21"/>
+          <w:szCs w:val="21"/>
+          <w:lang w:val="en-US"/>
+        </w:rPr>
+        <w:t xml:space="preserve">Ken Furman stands as one of the most influential leaders in the history of the </w:t>
+      </w:r>
+      <w:r>
+        <w:rPr>
+          <w:rFonts w:ascii="Segoe UI" w:hAnsi="Segoe UI" w:eastAsia="Segoe UI" w:cs="Segoe UI"/>
+          <w:b w:val="0"/>
+          <w:bCs w:val="0"/>
+          <w:i w:val="0"/>
+          <w:iCs w:val="0"/>
+          <w:noProof w:val="0"/>
+          <w:sz w:val="21"/>
+          <w:szCs w:val="21"/>
+          <w:lang w:val="en-US"/>
+        </w:rPr>
+        <w:t>Colorado High School Baseball Umpire Association</w:t>
+      </w:r>
+      <w:r>
+        <w:rPr>
+          <w:rFonts w:ascii="Segoe UI" w:hAnsi="Segoe UI" w:eastAsia="Segoe UI" w:cs="Segoe UI"/>
+          <w:b w:val="0"/>
+          <w:bCs w:val="0"/>
+          <w:i w:val="0"/>
+          <w:iCs w:val="0"/>
+          <w:noProof w:val="0"/>
+          <w:sz w:val="21"/>
+          <w:szCs w:val="21"/>
+          <w:lang w:val="en-US"/>
+        </w:rPr>
+        <w:t xml:space="preserve">. </w:t>
+      </w:r>
+      <w:r>
+        <w:rPr>
+          <w:rFonts w:ascii="Segoe UI" w:hAnsi="Segoe UI" w:eastAsia="Segoe UI" w:cs="Segoe UI"/>
+          <w:b w:val="0"/>
+          <w:bCs w:val="0"/>
+          <w:i w:val="0"/>
+          <w:iCs w:val="0"/>
+          <w:noProof w:val="0"/>
+          <w:sz w:val="21"/>
+          <w:szCs w:val="21"/>
+          <w:lang w:val="en-US"/>
+        </w:rPr>
+        <w:t>His unmatched depth of knowledge as a coach, umpire, and athletic administrator helped guide the association’s growth and direction for decades.</w:t>
+      </w:r>
+      <w:r>
+        <w:rPr>
+          <w:rFonts w:ascii="Segoe UI" w:hAnsi="Segoe UI" w:eastAsia="Segoe UI" w:cs="Segoe UI"/>
+          <w:b w:val="0"/>
+          <w:bCs w:val="0"/>
+          <w:i w:val="0"/>
+          <w:iCs w:val="0"/>
+          <w:noProof w:val="0"/>
+          <w:sz w:val="21"/>
+          <w:szCs w:val="21"/>
+          <w:lang w:val="en-US"/>
+        </w:rPr>
+        <w:t xml:space="preserve"> His calm, steady mentorship has shaped the careers of many of the state’s top officials.</w:t>
+      </w:r>
+    </w:p>
+    <w:p ns2:paraId="7EE1726B" ns2:textId="6A4151E4">
+      <w:pPr>
+        <w:spacing w:before="0" w:beforeAutospacing="off" w:after="0" w:afterAutospacing="off" w:line="300" w:lineRule="auto"/>
+        <w:rPr>
+          <w:rFonts w:ascii="Segoe UI" w:hAnsi="Segoe UI" w:eastAsia="Segoe UI" w:cs="Segoe UI"/>
+          <w:b w:val="0"/>
+          <w:bCs w:val="0"/>
+          <w:i w:val="0"/>
+          <w:iCs w:val="0"/>
+          <w:noProof w:val="0"/>
+          <w:sz w:val="21"/>
+          <w:szCs w:val="21"/>
+          <w:lang w:val="en-US"/>
+        </w:rPr>
+      </w:pPr>
+      <w:r>
+        <w:rPr>
+          <w:rFonts w:ascii="Segoe UI" w:hAnsi="Segoe UI" w:eastAsia="Segoe UI" w:cs="Segoe UI"/>
+          <w:b w:val="0"/>
+          <w:bCs w:val="0"/>
+          <w:i w:val="0"/>
+          <w:iCs w:val="0"/>
+          <w:noProof w:val="0"/>
+          <w:sz w:val="21"/>
+          <w:szCs w:val="21"/>
+          <w:lang w:val="en-US"/>
+        </w:rPr>
+        <w:t xml:space="preserve">Throughout his career, Ken served with distinction in </w:t>
+      </w:r>
+      <w:r>
+        <w:rPr>
+          <w:rFonts w:ascii="Segoe UI" w:hAnsi="Segoe UI" w:eastAsia="Segoe UI" w:cs="Segoe UI"/>
+          <w:b w:val="0"/>
+          <w:bCs w:val="0"/>
+          <w:i w:val="0"/>
+          <w:iCs w:val="0"/>
+          <w:noProof w:val="0"/>
+          <w:sz w:val="21"/>
+          <w:szCs w:val="21"/>
+          <w:lang w:val="en-US"/>
+        </w:rPr>
+        <w:t>numerous</w:t>
+      </w:r>
+      <w:r>
+        <w:rPr>
+          <w:rFonts w:ascii="Segoe UI" w:hAnsi="Segoe UI" w:eastAsia="Segoe UI" w:cs="Segoe UI"/>
+          <w:b w:val="0"/>
+          <w:bCs w:val="0"/>
+          <w:i w:val="0"/>
+          <w:iCs w:val="0"/>
+          <w:noProof w:val="0"/>
+          <w:sz w:val="21"/>
+          <w:szCs w:val="21"/>
+          <w:lang w:val="en-US"/>
+        </w:rPr>
+        <w:t xml:space="preserve"> executive roles. He was President of the </w:t>
+      </w:r>
+      <w:r>
+        <w:rPr>
+          <w:rFonts w:ascii="Segoe UI" w:hAnsi="Segoe UI" w:eastAsia="Segoe UI" w:cs="Segoe UI"/>
+          <w:b w:val="0"/>
+          <w:bCs w:val="0"/>
+          <w:i w:val="0"/>
+          <w:iCs w:val="0"/>
+          <w:noProof w:val="0"/>
+          <w:sz w:val="21"/>
+          <w:szCs w:val="21"/>
+          <w:lang w:val="en-US"/>
+        </w:rPr>
+        <w:t>Colorado High School Coaches Association</w:t>
+      </w:r>
+      <w:r>
+        <w:rPr>
+          <w:rFonts w:ascii="Segoe UI" w:hAnsi="Segoe UI" w:eastAsia="Segoe UI" w:cs="Segoe UI"/>
+          <w:b w:val="0"/>
+          <w:bCs w:val="0"/>
+          <w:i w:val="0"/>
+          <w:iCs w:val="0"/>
+          <w:noProof w:val="0"/>
+          <w:sz w:val="21"/>
+          <w:szCs w:val="21"/>
+          <w:lang w:val="en-US"/>
+        </w:rPr>
+        <w:t xml:space="preserve"> from 1970–71 </w:t>
+      </w:r>
+      <w:r>
+        <w:rPr>
+          <w:rFonts w:ascii="Segoe UI" w:hAnsi="Segoe UI" w:eastAsia="Segoe UI" w:cs="Segoe UI"/>
+          <w:b w:val="0"/>
+          <w:bCs w:val="0"/>
+          <w:i w:val="0"/>
+          <w:iCs w:val="0"/>
+          <w:noProof w:val="0"/>
+          <w:sz w:val="21"/>
+          <w:szCs w:val="21"/>
+          <w:lang w:val="en-US"/>
+        </w:rPr>
+        <w:t>and also</w:t>
+      </w:r>
+      <w:r>
+        <w:rPr>
+          <w:rFonts w:ascii="Segoe UI" w:hAnsi="Segoe UI" w:eastAsia="Segoe UI" w:cs="Segoe UI"/>
+          <w:b w:val="0"/>
+          <w:bCs w:val="0"/>
+          <w:i w:val="0"/>
+          <w:iCs w:val="0"/>
+          <w:noProof w:val="0"/>
+          <w:sz w:val="21"/>
+          <w:szCs w:val="21"/>
+          <w:lang w:val="en-US"/>
+        </w:rPr>
+        <w:t xml:space="preserve"> led both the </w:t>
+      </w:r>
+      <w:r>
+        <w:rPr>
+          <w:rFonts w:ascii="Segoe UI" w:hAnsi="Segoe UI" w:eastAsia="Segoe UI" w:cs="Segoe UI"/>
+          <w:b w:val="0"/>
+          <w:bCs w:val="0"/>
+          <w:i w:val="0"/>
+          <w:iCs w:val="0"/>
+          <w:noProof w:val="0"/>
+          <w:sz w:val="21"/>
+          <w:szCs w:val="21"/>
+          <w:lang w:val="en-US"/>
+        </w:rPr>
+        <w:t>Boulder Valley Coaches Association</w:t>
+      </w:r>
+      <w:r>
+        <w:rPr>
+          <w:rFonts w:ascii="Segoe UI" w:hAnsi="Segoe UI" w:eastAsia="Segoe UI" w:cs="Segoe UI"/>
+          <w:b w:val="0"/>
+          <w:bCs w:val="0"/>
+          <w:i w:val="0"/>
+          <w:iCs w:val="0"/>
+          <w:noProof w:val="0"/>
+          <w:sz w:val="21"/>
+          <w:szCs w:val="21"/>
+          <w:lang w:val="en-US"/>
+        </w:rPr>
+        <w:t xml:space="preserve"> and the </w:t>
+      </w:r>
+      <w:r>
+        <w:rPr>
+          <w:rFonts w:ascii="Segoe UI" w:hAnsi="Segoe UI" w:eastAsia="Segoe UI" w:cs="Segoe UI"/>
+          <w:b w:val="0"/>
+          <w:bCs w:val="0"/>
+          <w:i w:val="0"/>
+          <w:iCs w:val="0"/>
+          <w:noProof w:val="0"/>
+          <w:sz w:val="21"/>
+          <w:szCs w:val="21"/>
+          <w:lang w:val="en-US"/>
+        </w:rPr>
+        <w:t>Colorado High School Baseball Umpires Association</w:t>
+      </w:r>
+      <w:r>
+        <w:rPr>
+          <w:rFonts w:ascii="Segoe UI" w:hAnsi="Segoe UI" w:eastAsia="Segoe UI" w:cs="Segoe UI"/>
+          <w:b w:val="0"/>
+          <w:bCs w:val="0"/>
+          <w:i w:val="0"/>
+          <w:iCs w:val="0"/>
+          <w:noProof w:val="0"/>
+          <w:sz w:val="21"/>
+          <w:szCs w:val="21"/>
+          <w:lang w:val="en-US"/>
+        </w:rPr>
+        <w:t xml:space="preserve"> from 1981–84. The CHSBUA Board appointed him </w:t>
+      </w:r>
+      <w:r>
+        <w:rPr>
+          <w:rFonts w:ascii="Segoe UI" w:hAnsi="Segoe UI" w:eastAsia="Segoe UI" w:cs="Segoe UI"/>
+          <w:b w:val="0"/>
+          <w:bCs w:val="0"/>
+          <w:i w:val="0"/>
+          <w:iCs w:val="0"/>
+          <w:noProof w:val="0"/>
+          <w:sz w:val="21"/>
+          <w:szCs w:val="21"/>
+          <w:lang w:val="en-US"/>
+        </w:rPr>
+        <w:t>Colorado High School Baseball Rules Interpreter</w:t>
+      </w:r>
+      <w:r>
+        <w:rPr>
+          <w:rFonts w:ascii="Segoe UI" w:hAnsi="Segoe UI" w:eastAsia="Segoe UI" w:cs="Segoe UI"/>
+          <w:b w:val="0"/>
+          <w:bCs w:val="0"/>
+          <w:i w:val="0"/>
+          <w:iCs w:val="0"/>
+          <w:noProof w:val="0"/>
+          <w:sz w:val="21"/>
+          <w:szCs w:val="21"/>
+          <w:lang w:val="en-US"/>
+        </w:rPr>
+        <w:t xml:space="preserve"> from 1989–1997, and he completed two terms as Area Director for the Boulder/Longmont study group.</w:t>
+      </w:r>
+    </w:p>
+    <w:p ns2:paraId="5E3D8E61" ns2:textId="6304F25D">
+      <w:pPr>
+        <w:spacing w:before="0" w:beforeAutospacing="off" w:after="0" w:afterAutospacing="off" w:line="300" w:lineRule="auto"/>
+        <w:rPr>
+          <w:rFonts w:ascii="Segoe UI" w:hAnsi="Segoe UI" w:eastAsia="Segoe UI" w:cs="Segoe UI"/>
+          <w:b w:val="0"/>
+          <w:bCs w:val="0"/>
+          <w:i w:val="0"/>
+          <w:iCs w:val="0"/>
+          <w:noProof w:val="0"/>
+          <w:sz w:val="21"/>
+          <w:szCs w:val="21"/>
+          <w:lang w:val="en-US"/>
+        </w:rPr>
+      </w:pPr>
+      <w:r>
+        <w:rPr>
+          <w:rFonts w:ascii="Segoe UI" w:hAnsi="Segoe UI" w:eastAsia="Segoe UI" w:cs="Segoe UI"/>
+          <w:b w:val="0"/>
+          <w:bCs w:val="0"/>
+          <w:i w:val="0"/>
+          <w:iCs w:val="0"/>
+          <w:noProof w:val="0"/>
+          <w:sz w:val="21"/>
+          <w:szCs w:val="21"/>
+          <w:lang w:val="en-US"/>
+        </w:rPr>
+        <w:t xml:space="preserve">Ken’s officiating accomplishments set a benchmark for excellence. He was selected to </w:t>
+      </w:r>
+      <w:r>
+        <w:rPr>
+          <w:rFonts w:ascii="Segoe UI" w:hAnsi="Segoe UI" w:eastAsia="Segoe UI" w:cs="Segoe UI"/>
+          <w:b w:val="0"/>
+          <w:bCs w:val="0"/>
+          <w:i w:val="0"/>
+          <w:iCs w:val="0"/>
+          <w:noProof w:val="0"/>
+          <w:sz w:val="21"/>
+          <w:szCs w:val="21"/>
+          <w:lang w:val="en-US"/>
+        </w:rPr>
         <w:t>work</w:t>
       </w:r>
       <w:r>
-        <w:rPr/>
-        <w:t xml:space="preserve"> 16 Colorado State High School tournaments in basketball</w:t>
-      </w:r>
-      <w:r>
-        <w:rPr/>
-        <w:t xml:space="preserve"> </w:t>
-      </w:r>
-      <w:r>
-        <w:rPr/>
-        <w:t xml:space="preserve">and has </w:t>
-      </w:r>
-      <w:r>
-        <w:rPr/>
-        <w:t>worked</w:t>
-      </w:r>
-      <w:r>
-        <w:rPr/>
-        <w:t xml:space="preserve"> one NCAA Division I Regional Final (1986). He has been a fixture at the Colorado High</w:t>
-      </w:r>
-      <w:r>
-        <w:rPr/>
-        <w:t xml:space="preserve"> </w:t>
-      </w:r>
-      <w:r>
-        <w:rPr/>
-        <w:t xml:space="preserve">School Baseball Championships for 15 </w:t>
-      </w:r>
-      <w:r>
-        <w:rPr/>
-        <w:t>years, and</w:t>
-      </w:r>
-      <w:r>
-        <w:rPr/>
-        <w:t xml:space="preserve"> was a charter member of The Colorado Collegiate</w:t>
-      </w:r>
-      <w:r>
-        <w:rPr/>
-        <w:t xml:space="preserve"> </w:t>
-      </w:r>
-      <w:r>
-        <w:rPr/>
-        <w:t xml:space="preserve">Umpire </w:t>
-      </w:r>
-      <w:r>
-        <w:rPr/>
-        <w:t>Association as well</w:t>
-      </w:r>
-      <w:r>
-        <w:rPr/>
+        <w:rPr>
+          <w:rFonts w:ascii="Segoe UI" w:hAnsi="Segoe UI" w:eastAsia="Segoe UI" w:cs="Segoe UI"/>
+          <w:b w:val="0"/>
+          <w:bCs w:val="0"/>
+          <w:i w:val="0"/>
+          <w:iCs w:val="0"/>
+          <w:noProof w:val="0"/>
+          <w:sz w:val="21"/>
+          <w:szCs w:val="21"/>
+          <w:lang w:val="en-US"/>
+        </w:rPr>
+        <w:t xml:space="preserve"> 16 Colorado State High School basketball tournaments and officiated the 1986 NCAA Division I Regional Final. In baseball, he was a fixture at the </w:t>
+      </w:r>
+      <w:r>
+        <w:rPr>
+          <w:rFonts w:ascii="Segoe UI" w:hAnsi="Segoe UI" w:eastAsia="Segoe UI" w:cs="Segoe UI"/>
+          <w:b w:val="0"/>
+          <w:bCs w:val="0"/>
+          <w:i w:val="0"/>
+          <w:iCs w:val="0"/>
+          <w:noProof w:val="0"/>
+          <w:sz w:val="21"/>
+          <w:szCs w:val="21"/>
+          <w:lang w:val="en-US"/>
+        </w:rPr>
+        <w:t>Colorado High School Baseball Championships</w:t>
+      </w:r>
+      <w:r>
+        <w:rPr>
+          <w:rFonts w:ascii="Segoe UI" w:hAnsi="Segoe UI" w:eastAsia="Segoe UI" w:cs="Segoe UI"/>
+          <w:b w:val="0"/>
+          <w:bCs w:val="0"/>
+          <w:i w:val="0"/>
+          <w:iCs w:val="0"/>
+          <w:noProof w:val="0"/>
+          <w:sz w:val="21"/>
+          <w:szCs w:val="21"/>
+          <w:lang w:val="en-US"/>
+        </w:rPr>
+        <w:t xml:space="preserve"> for 15 years and was a charter member of the </w:t>
+      </w:r>
+      <w:r>
+        <w:rPr>
+          <w:rFonts w:ascii="Segoe UI" w:hAnsi="Segoe UI" w:eastAsia="Segoe UI" w:cs="Segoe UI"/>
+          <w:b w:val="0"/>
+          <w:bCs w:val="0"/>
+          <w:i w:val="0"/>
+          <w:iCs w:val="0"/>
+          <w:noProof w:val="0"/>
+          <w:sz w:val="21"/>
+          <w:szCs w:val="21"/>
+          <w:lang w:val="en-US"/>
+        </w:rPr>
+        <w:t>Colorado Collegiate Umpire Association</w:t>
+      </w:r>
+      <w:r>
+        <w:rPr>
+          <w:rFonts w:ascii="Segoe UI" w:hAnsi="Segoe UI" w:eastAsia="Segoe UI" w:cs="Segoe UI"/>
+          <w:b w:val="0"/>
+          <w:bCs w:val="0"/>
+          <w:i w:val="0"/>
+          <w:iCs w:val="0"/>
+          <w:noProof w:val="0"/>
+          <w:sz w:val="21"/>
+          <w:szCs w:val="21"/>
+          <w:lang w:val="en-US"/>
+        </w:rPr>
         <w:t>.</w:t>
       </w:r>
-      <w:r>
-        <w:rPr/>
-        <w:t xml:space="preserve"> </w:t>
-      </w:r>
-      <w:r>
-        <w:rPr/>
-        <w:t xml:space="preserve">As an educator, Ken has been </w:t>
-      </w:r>
-      <w:r>
-        <w:rPr/>
-        <w:t>closely involved</w:t>
-      </w:r>
-      <w:r>
-        <w:rPr/>
-        <w:t xml:space="preserve"> with student council and athletic administration. He is a</w:t>
-      </w:r>
-      <w:r>
-        <w:rPr/>
-        <w:t xml:space="preserve"> </w:t>
-      </w:r>
-      <w:r>
-        <w:rPr/>
-        <w:t>29-year member of NBA. CEA and the Boulder Valley Education Association. He is also a member of</w:t>
-      </w:r>
-      <w:r>
-        <w:rPr/>
-        <w:t xml:space="preserve"> </w:t>
-      </w:r>
-      <w:r>
-        <w:rPr/>
-        <w:t xml:space="preserve">Phi Delta </w:t>
-      </w:r>
-      <w:r>
-        <w:rPr/>
-        <w:t>kappa, and</w:t>
-      </w:r>
-      <w:r>
-        <w:rPr/>
-        <w:t xml:space="preserve"> was listed in the 1956 edition of Who’s Who in American Universities and</w:t>
-      </w:r>
-      <w:r>
-        <w:rPr/>
-        <w:t xml:space="preserve"> </w:t>
-      </w:r>
-      <w:r>
-        <w:rPr/>
-        <w:t>Colleges as an undergraduate at The University of Denver where he received his BA. Ken also holds an</w:t>
-      </w:r>
-      <w:r>
-        <w:rPr/>
-        <w:t xml:space="preserve"> </w:t>
-      </w:r>
-      <w:r>
-        <w:rPr/>
-        <w:t>MS University of Colorado (1976), as well as a Type D Administrator Certificate.</w:t>
-      </w:r>
-      <w:r>
-        <w:rPr/>
-        <w:t xml:space="preserve"> </w:t>
-      </w:r>
-      <w:r>
-        <w:rPr/>
-        <w:t>Tom Smith of Boulder, a CHSBUA Past President writes of Ken,</w:t>
-      </w:r>
-      <w:r>
-        <w:rPr/>
-        <w:t xml:space="preserve"> </w:t>
-      </w:r>
-      <w:r>
-        <w:rPr/>
-        <w:t>“His professional leadership and</w:t>
-      </w:r>
-      <w:r>
-        <w:rPr/>
-        <w:t xml:space="preserve"> </w:t>
-      </w:r>
-      <w:r>
-        <w:rPr/>
-        <w:t>involvement has been the largest contributing factor on CHSAA and its programs. Ken’s Total</w:t>
-      </w:r>
-      <w:r>
-        <w:rPr/>
-        <w:t xml:space="preserve"> </w:t>
-      </w:r>
-      <w:r>
-        <w:rPr/>
-        <w:t xml:space="preserve">involvement as a teacher, coach, sponsor. referee and umpire </w:t>
-      </w:r>
-      <w:r>
-        <w:rPr/>
-        <w:t>has</w:t>
-      </w:r>
-      <w:r>
-        <w:rPr/>
-        <w:t xml:space="preserve"> had a positive effect on </w:t>
-      </w:r>
-      <w:r>
-        <w:rPr/>
-        <w:t>literally</w:t>
-      </w:r>
-      <w:r>
-        <w:rPr/>
-        <w:t xml:space="preserve"> </w:t>
-      </w:r>
-      <w:r>
-        <w:rPr/>
-        <w:t>thousands</w:t>
-      </w:r>
-      <w:r>
-        <w:rPr/>
-        <w:t xml:space="preserve"> of young people and adults.”</w:t>
-      </w:r>
-      <w:r>
-        <w:rPr/>
-        <w:t xml:space="preserve"> </w:t>
-      </w:r>
-      <w:r>
-        <w:rPr/>
-        <w:t>A final, lasting tribute to Ken Furman occurred earlier this</w:t>
-      </w:r>
-      <w:r>
-        <w:rPr/>
-        <w:t xml:space="preserve"> </w:t>
-      </w:r>
-      <w:r>
-        <w:rPr/>
-        <w:t>year. Ken Furman was inducted into the CHSAA Hall of Fame.</w:t>
-      </w:r>
     </w:p>
-    <w:p>
+    <w:p ns2:paraId="1B1EEEB2" ns2:textId="6E02C2BB">
+      <w:pPr>
+        <w:spacing w:before="0" w:beforeAutospacing="off" w:after="0" w:afterAutospacing="off" w:line="300" w:lineRule="auto"/>
+        <w:rPr>
+          <w:rFonts w:ascii="Segoe UI" w:hAnsi="Segoe UI" w:eastAsia="Segoe UI" w:cs="Segoe UI"/>
+          <w:b w:val="0"/>
+          <w:bCs w:val="0"/>
+          <w:i w:val="0"/>
+          <w:iCs w:val="0"/>
+          <w:noProof w:val="0"/>
+          <w:sz w:val="21"/>
+          <w:szCs w:val="21"/>
+          <w:lang w:val="en-US"/>
+        </w:rPr>
+      </w:pPr>
+      <w:r>
+        <w:rPr>
+          <w:rFonts w:ascii="Segoe UI" w:hAnsi="Segoe UI" w:eastAsia="Segoe UI" w:cs="Segoe UI"/>
+          <w:b w:val="0"/>
+          <w:bCs w:val="0"/>
+          <w:i w:val="0"/>
+          <w:iCs w:val="0"/>
+          <w:noProof w:val="0"/>
+          <w:sz w:val="21"/>
+          <w:szCs w:val="21"/>
+          <w:lang w:val="en-US"/>
+        </w:rPr>
+        <w:t xml:space="preserve">As an educator, Ken was deeply active in student leadership and athletic administration. He dedicated 29 years to the NBA, CEA, and </w:t>
+      </w:r>
+      <w:r>
+        <w:rPr>
+          <w:rFonts w:ascii="Segoe UI" w:hAnsi="Segoe UI" w:eastAsia="Segoe UI" w:cs="Segoe UI"/>
+          <w:b w:val="0"/>
+          <w:bCs w:val="0"/>
+          <w:i w:val="0"/>
+          <w:iCs w:val="0"/>
+          <w:noProof w:val="0"/>
+          <w:sz w:val="21"/>
+          <w:szCs w:val="21"/>
+          <w:lang w:val="en-US"/>
+        </w:rPr>
+        <w:t>Boulder Valley Education Association</w:t>
+      </w:r>
+      <w:r>
+        <w:rPr>
+          <w:rFonts w:ascii="Segoe UI" w:hAnsi="Segoe UI" w:eastAsia="Segoe UI" w:cs="Segoe UI"/>
+          <w:b w:val="0"/>
+          <w:bCs w:val="0"/>
+          <w:i w:val="0"/>
+          <w:iCs w:val="0"/>
+          <w:noProof w:val="0"/>
+          <w:sz w:val="21"/>
+          <w:szCs w:val="21"/>
+          <w:lang w:val="en-US"/>
+        </w:rPr>
+        <w:t xml:space="preserve">, and was a member of </w:t>
+      </w:r>
+      <w:r>
+        <w:rPr>
+          <w:rFonts w:ascii="Segoe UI" w:hAnsi="Segoe UI" w:eastAsia="Segoe UI" w:cs="Segoe UI"/>
+          <w:b w:val="0"/>
+          <w:bCs w:val="0"/>
+          <w:i w:val="0"/>
+          <w:iCs w:val="0"/>
+          <w:noProof w:val="0"/>
+          <w:sz w:val="21"/>
+          <w:szCs w:val="21"/>
+          <w:lang w:val="en-US"/>
+        </w:rPr>
+        <w:t>Phi Delta Kappa</w:t>
+      </w:r>
+      <w:r>
+        <w:rPr>
+          <w:rFonts w:ascii="Segoe UI" w:hAnsi="Segoe UI" w:eastAsia="Segoe UI" w:cs="Segoe UI"/>
+          <w:b w:val="0"/>
+          <w:bCs w:val="0"/>
+          <w:i w:val="0"/>
+          <w:iCs w:val="0"/>
+          <w:noProof w:val="0"/>
+          <w:sz w:val="21"/>
+          <w:szCs w:val="21"/>
+          <w:lang w:val="en-US"/>
+        </w:rPr>
+        <w:t xml:space="preserve">. He was recognized in the 1956 edition of </w:t>
+      </w:r>
+      <w:r>
+        <w:rPr>
+          <w:rFonts w:ascii="Segoe UI" w:hAnsi="Segoe UI" w:eastAsia="Segoe UI" w:cs="Segoe UI"/>
+          <w:b w:val="0"/>
+          <w:bCs w:val="0"/>
+          <w:i w:val="1"/>
+          <w:iCs w:val="1"/>
+          <w:noProof w:val="0"/>
+          <w:sz w:val="21"/>
+          <w:szCs w:val="21"/>
+          <w:lang w:val="en-US"/>
+        </w:rPr>
+        <w:t>Who’s Who in American Universities and Colleges</w:t>
+      </w:r>
+      <w:r>
+        <w:rPr>
+          <w:rFonts w:ascii="Segoe UI" w:hAnsi="Segoe UI" w:eastAsia="Segoe UI" w:cs="Segoe UI"/>
+          <w:b w:val="0"/>
+          <w:bCs w:val="0"/>
+          <w:i w:val="0"/>
+          <w:iCs w:val="0"/>
+          <w:noProof w:val="0"/>
+          <w:sz w:val="21"/>
+          <w:szCs w:val="21"/>
+          <w:lang w:val="en-US"/>
+        </w:rPr>
+        <w:t xml:space="preserve"> as an undergraduate at the </w:t>
+      </w:r>
+      <w:r>
+        <w:rPr>
+          <w:rFonts w:ascii="Segoe UI" w:hAnsi="Segoe UI" w:eastAsia="Segoe UI" w:cs="Segoe UI"/>
+          <w:b w:val="0"/>
+          <w:bCs w:val="0"/>
+          <w:i w:val="0"/>
+          <w:iCs w:val="0"/>
+          <w:noProof w:val="0"/>
+          <w:sz w:val="21"/>
+          <w:szCs w:val="21"/>
+          <w:lang w:val="en-US"/>
+        </w:rPr>
+        <w:t>University of Denver</w:t>
+      </w:r>
+      <w:r>
+        <w:rPr>
+          <w:rFonts w:ascii="Segoe UI" w:hAnsi="Segoe UI" w:eastAsia="Segoe UI" w:cs="Segoe UI"/>
+          <w:b w:val="0"/>
+          <w:bCs w:val="0"/>
+          <w:i w:val="0"/>
+          <w:iCs w:val="0"/>
+          <w:noProof w:val="0"/>
+          <w:sz w:val="21"/>
+          <w:szCs w:val="21"/>
+          <w:lang w:val="en-US"/>
+        </w:rPr>
+        <w:t xml:space="preserve">, where he earned his BA. He later completed his MS at the </w:t>
+      </w:r>
+      <w:r>
+        <w:rPr>
+          <w:rFonts w:ascii="Segoe UI" w:hAnsi="Segoe UI" w:eastAsia="Segoe UI" w:cs="Segoe UI"/>
+          <w:b w:val="0"/>
+          <w:bCs w:val="0"/>
+          <w:i w:val="0"/>
+          <w:iCs w:val="0"/>
+          <w:noProof w:val="0"/>
+          <w:sz w:val="21"/>
+          <w:szCs w:val="21"/>
+          <w:lang w:val="en-US"/>
+        </w:rPr>
+        <w:t>University of Colorado</w:t>
+      </w:r>
+      <w:r>
+        <w:rPr>
+          <w:rFonts w:ascii="Segoe UI" w:hAnsi="Segoe UI" w:eastAsia="Segoe UI" w:cs="Segoe UI"/>
+          <w:b w:val="0"/>
+          <w:bCs w:val="0"/>
+          <w:i w:val="0"/>
+          <w:iCs w:val="0"/>
+          <w:noProof w:val="0"/>
+          <w:sz w:val="21"/>
+          <w:szCs w:val="21"/>
+          <w:lang w:val="en-US"/>
+        </w:rPr>
+        <w:t xml:space="preserve"> in 1976 and earned a Type D Administrator Certificate.</w:t>
+      </w:r>
+    </w:p>
+    <w:p ns2:paraId="1127608A" ns2:textId="57BDC9BE">
+      <w:pPr>
+        <w:spacing w:before="0" w:beforeAutospacing="off" w:after="0" w:afterAutospacing="off" w:line="300" w:lineRule="auto"/>
+        <w:rPr>
+          <w:rFonts w:ascii="Segoe UI" w:hAnsi="Segoe UI" w:eastAsia="Segoe UI" w:cs="Segoe UI"/>
+          <w:b w:val="0"/>
+          <w:bCs w:val="0"/>
+          <w:i w:val="0"/>
+          <w:iCs w:val="0"/>
+          <w:noProof w:val="0"/>
+          <w:sz w:val="21"/>
+          <w:szCs w:val="21"/>
+          <w:lang w:val="en-US"/>
+        </w:rPr>
+      </w:pPr>
+      <w:r>
+        <w:rPr>
+          <w:rFonts w:ascii="Segoe UI" w:hAnsi="Segoe UI" w:eastAsia="Segoe UI" w:cs="Segoe UI"/>
+          <w:b w:val="0"/>
+          <w:bCs w:val="0"/>
+          <w:i w:val="0"/>
+          <w:iCs w:val="0"/>
+          <w:noProof w:val="0"/>
+          <w:sz w:val="21"/>
+          <w:szCs w:val="21"/>
+          <w:lang w:val="en-US"/>
+        </w:rPr>
+        <w:t xml:space="preserve">Tom Smith, CHSBUA Past President, captured Ken’s legacy best: his leadership and involvement have profoundly shaped CHSAA and its programs, positively influencing thousands of students and adults. In a fitting capstone </w:t>
+      </w:r>
+      <w:r>
+        <w:rPr>
+          <w:rFonts w:ascii="Segoe UI" w:hAnsi="Segoe UI" w:eastAsia="Segoe UI" w:cs="Segoe UI"/>
+          <w:b w:val="0"/>
+          <w:bCs w:val="0"/>
+          <w:i w:val="0"/>
+          <w:iCs w:val="0"/>
+          <w:noProof w:val="0"/>
+          <w:sz w:val="21"/>
+          <w:szCs w:val="21"/>
+          <w:lang w:val="en-US"/>
+        </w:rPr>
+        <w:t>to</w:t>
+      </w:r>
+      <w:r>
+        <w:rPr>
+          <w:rFonts w:ascii="Segoe UI" w:hAnsi="Segoe UI" w:eastAsia="Segoe UI" w:cs="Segoe UI"/>
+          <w:b w:val="0"/>
+          <w:bCs w:val="0"/>
+          <w:i w:val="0"/>
+          <w:iCs w:val="0"/>
+          <w:noProof w:val="0"/>
+          <w:sz w:val="21"/>
+          <w:szCs w:val="21"/>
+          <w:lang w:val="en-US"/>
+        </w:rPr>
+        <w:t xml:space="preserve"> his career </w:t>
+      </w:r>
+      <w:r>
+        <w:rPr>
+          <w:rFonts w:ascii="Segoe UI" w:hAnsi="Segoe UI" w:eastAsia="Segoe UI" w:cs="Segoe UI"/>
+          <w:b w:val="0"/>
+          <w:bCs w:val="0"/>
+          <w:i w:val="0"/>
+          <w:iCs w:val="0"/>
+          <w:noProof w:val="0"/>
+          <w:sz w:val="21"/>
+          <w:szCs w:val="21"/>
+          <w:lang w:val="en-US"/>
+        </w:rPr>
+        <w:t>of</w:t>
+      </w:r>
+      <w:r>
+        <w:rPr>
+          <w:rFonts w:ascii="Segoe UI" w:hAnsi="Segoe UI" w:eastAsia="Segoe UI" w:cs="Segoe UI"/>
+          <w:b w:val="0"/>
+          <w:bCs w:val="0"/>
+          <w:i w:val="0"/>
+          <w:iCs w:val="0"/>
+          <w:noProof w:val="0"/>
+          <w:sz w:val="21"/>
+          <w:szCs w:val="21"/>
+          <w:lang w:val="en-US"/>
+        </w:rPr>
+        <w:t xml:space="preserve"> service, Ken Furman was inducted into the </w:t>
+      </w:r>
+      <w:r>
+        <w:rPr>
+          <w:rFonts w:ascii="Segoe UI" w:hAnsi="Segoe UI" w:eastAsia="Segoe UI" w:cs="Segoe UI"/>
+          <w:b w:val="0"/>
+          <w:bCs w:val="0"/>
+          <w:i w:val="0"/>
+          <w:iCs w:val="0"/>
+          <w:noProof w:val="0"/>
+          <w:sz w:val="21"/>
+          <w:szCs w:val="21"/>
+          <w:lang w:val="en-US"/>
+        </w:rPr>
+        <w:t>CHSAA Hall of Fame</w:t>
+      </w:r>
+      <w:r>
+        <w:rPr>
+          <w:rFonts w:ascii="Segoe UI" w:hAnsi="Segoe UI" w:eastAsia="Segoe UI" w:cs="Segoe UI"/>
+          <w:b w:val="0"/>
+          <w:bCs w:val="0"/>
+          <w:i w:val="0"/>
+          <w:iCs w:val="0"/>
+          <w:noProof w:val="0"/>
+          <w:sz w:val="21"/>
+          <w:szCs w:val="21"/>
+          <w:lang w:val="en-US"/>
+        </w:rPr>
+        <w:t xml:space="preserve"> earlier this year.</w:t>
+      </w:r>
+    </w:p>
+    <w:p ns2:paraId="1CA403B5" ns2:textId="1A4FB940">
       <w:pPr>
         <w:pStyle w:val="BodyText"/>
       </w:pPr>
     </w:p>
-    <w:p>
-      <w:pPr>
-        <w:pStyle w:val="Heading2"/>
-        <w:spacing w:before="261" w:beforeAutospacing="off" w:after="261" w:afterAutospacing="off" w:line="300" w:lineRule="auto"/>
-      </w:pPr>
-      <w:r>
-        <w:rPr>
-          <w:rFonts w:ascii="Segoe UI" w:hAnsi="Segoe UI" w:eastAsia="Segoe UI" w:cs="Segoe UI"/>
-          <w:b w:val="1"/>
-          <w:bCs w:val="1"/>
-          <w:i w:val="0"/>
-          <w:iCs w:val="0"/>
-          <w:noProof w:val="0"/>
-          <w:sz w:val="31"/>
-          <w:szCs w:val="31"/>
-          <w:lang w:val="en-US"/>
-        </w:rPr>
-        <w:t>Revised Biography: Ken Furman</w:t>
-      </w:r>
-    </w:p>
-    <w:p>
-      <w:pPr>
-        <w:spacing w:before="0" w:beforeAutospacing="off" w:after="0" w:afterAutospacing="off" w:line="300" w:lineRule="auto"/>
-      </w:pPr>
-      <w:r>
-        <w:rPr>
-          <w:rFonts w:ascii="Segoe UI" w:hAnsi="Segoe UI" w:eastAsia="Segoe UI" w:cs="Segoe UI"/>
-          <w:b w:val="0"/>
-          <w:bCs w:val="0"/>
-          <w:i w:val="0"/>
-          <w:iCs w:val="0"/>
-          <w:noProof w:val="0"/>
-          <w:sz w:val="21"/>
-          <w:szCs w:val="21"/>
-          <w:lang w:val="en-US"/>
-        </w:rPr>
-        <w:t>1998 Hall of Fame Inductee – Boulder</w:t>
-      </w:r>
-    </w:p>
-    <w:p>
-      <w:pPr>
-        <w:spacing w:before="0" w:beforeAutospacing="off" w:after="0" w:afterAutospacing="off" w:line="300" w:lineRule="auto"/>
-        <w:rPr>
-          <w:rFonts w:ascii="Segoe UI" w:hAnsi="Segoe UI" w:eastAsia="Segoe UI" w:cs="Segoe UI"/>
-          <w:b w:val="0"/>
-          <w:bCs w:val="0"/>
-          <w:i w:val="0"/>
-          <w:iCs w:val="0"/>
-          <w:noProof w:val="0"/>
-          <w:sz w:val="21"/>
-          <w:szCs w:val="21"/>
-          <w:lang w:val="en-US"/>
-        </w:rPr>
-      </w:pPr>
-    </w:p>
-    <w:p>
-      <w:pPr>
-        <w:spacing w:before="0" w:beforeAutospacing="off" w:after="0" w:afterAutospacing="off" w:line="300" w:lineRule="auto"/>
-        <w:rPr>
-          <w:rFonts w:ascii="Segoe UI" w:hAnsi="Segoe UI" w:eastAsia="Segoe UI" w:cs="Segoe UI"/>
-          <w:b w:val="0"/>
-          <w:bCs w:val="0"/>
-          <w:i w:val="0"/>
-          <w:iCs w:val="0"/>
-          <w:noProof w:val="0"/>
-          <w:sz w:val="21"/>
-          <w:szCs w:val="21"/>
-          <w:lang w:val="en-US"/>
-        </w:rPr>
-      </w:pPr>
-      <w:r>
-        <w:rPr>
-          <w:rFonts w:ascii="Segoe UI" w:hAnsi="Segoe UI" w:eastAsia="Segoe UI" w:cs="Segoe UI"/>
-          <w:b w:val="0"/>
-          <w:bCs w:val="0"/>
-          <w:i w:val="0"/>
-          <w:iCs w:val="0"/>
-          <w:noProof w:val="0"/>
-          <w:sz w:val="21"/>
-          <w:szCs w:val="21"/>
-          <w:lang w:val="en-US"/>
-        </w:rPr>
-        <w:t xml:space="preserve">Ken Furman stands as one of the most influential leaders in the history of the </w:t>
-      </w:r>
-      <w:r>
-        <w:rPr>
-          <w:rFonts w:ascii="Segoe UI" w:hAnsi="Segoe UI" w:eastAsia="Segoe UI" w:cs="Segoe UI"/>
-          <w:b w:val="0"/>
-          <w:bCs w:val="0"/>
-          <w:i w:val="0"/>
-          <w:iCs w:val="0"/>
-          <w:noProof w:val="0"/>
-          <w:sz w:val="21"/>
-          <w:szCs w:val="21"/>
-          <w:lang w:val="en-US"/>
-        </w:rPr>
-        <w:t>Colorado High School Baseball Umpire Association</w:t>
-      </w:r>
-      <w:r>
-        <w:rPr>
-          <w:rFonts w:ascii="Segoe UI" w:hAnsi="Segoe UI" w:eastAsia="Segoe UI" w:cs="Segoe UI"/>
-          <w:b w:val="0"/>
-          <w:bCs w:val="0"/>
-          <w:i w:val="0"/>
-          <w:iCs w:val="0"/>
-          <w:noProof w:val="0"/>
-          <w:sz w:val="21"/>
-          <w:szCs w:val="21"/>
-          <w:lang w:val="en-US"/>
-        </w:rPr>
-        <w:t xml:space="preserve">. </w:t>
-      </w:r>
-      <w:r>
-        <w:rPr>
-          <w:rFonts w:ascii="Segoe UI" w:hAnsi="Segoe UI" w:eastAsia="Segoe UI" w:cs="Segoe UI"/>
-          <w:b w:val="0"/>
-          <w:bCs w:val="0"/>
-          <w:i w:val="0"/>
-          <w:iCs w:val="0"/>
-          <w:noProof w:val="0"/>
-          <w:sz w:val="21"/>
-          <w:szCs w:val="21"/>
-          <w:lang w:val="en-US"/>
-        </w:rPr>
-        <w:t>His unmatched depth of knowledge as a coach, umpire, and athletic administrator helped guide the association’s growth and direction for decades.</w:t>
-      </w:r>
-      <w:r>
-        <w:rPr>
-          <w:rFonts w:ascii="Segoe UI" w:hAnsi="Segoe UI" w:eastAsia="Segoe UI" w:cs="Segoe UI"/>
-          <w:b w:val="0"/>
-          <w:bCs w:val="0"/>
-          <w:i w:val="0"/>
-          <w:iCs w:val="0"/>
-          <w:noProof w:val="0"/>
-          <w:sz w:val="21"/>
-          <w:szCs w:val="21"/>
-          <w:lang w:val="en-US"/>
-        </w:rPr>
-        <w:t xml:space="preserve"> His calm, steady mentorship has shaped the careers of many of the state’s top officials.</w:t>
-      </w:r>
-    </w:p>
-    <w:p>
-      <w:pPr>
-        <w:spacing w:before="0" w:beforeAutospacing="off" w:after="0" w:afterAutospacing="off" w:line="300" w:lineRule="auto"/>
-        <w:rPr>
-          <w:rFonts w:ascii="Segoe UI" w:hAnsi="Segoe UI" w:eastAsia="Segoe UI" w:cs="Segoe UI"/>
-          <w:b w:val="0"/>
-          <w:bCs w:val="0"/>
-          <w:i w:val="0"/>
-          <w:iCs w:val="0"/>
-          <w:noProof w:val="0"/>
-          <w:sz w:val="21"/>
-          <w:szCs w:val="21"/>
-          <w:lang w:val="en-US"/>
-        </w:rPr>
-      </w:pPr>
-      <w:r>
-        <w:rPr>
-          <w:rFonts w:ascii="Segoe UI" w:hAnsi="Segoe UI" w:eastAsia="Segoe UI" w:cs="Segoe UI"/>
-          <w:b w:val="0"/>
-          <w:bCs w:val="0"/>
-          <w:i w:val="0"/>
-          <w:iCs w:val="0"/>
-          <w:noProof w:val="0"/>
-          <w:sz w:val="21"/>
-          <w:szCs w:val="21"/>
-          <w:lang w:val="en-US"/>
-        </w:rPr>
-        <w:t xml:space="preserve">Throughout his career, Ken served with distinction in </w:t>
-      </w:r>
-      <w:r>
-        <w:rPr>
-          <w:rFonts w:ascii="Segoe UI" w:hAnsi="Segoe UI" w:eastAsia="Segoe UI" w:cs="Segoe UI"/>
-          <w:b w:val="0"/>
-          <w:bCs w:val="0"/>
-          <w:i w:val="0"/>
-          <w:iCs w:val="0"/>
-          <w:noProof w:val="0"/>
-          <w:sz w:val="21"/>
-          <w:szCs w:val="21"/>
-          <w:lang w:val="en-US"/>
-        </w:rPr>
-        <w:t>numerous</w:t>
-      </w:r>
-      <w:r>
-        <w:rPr>
-          <w:rFonts w:ascii="Segoe UI" w:hAnsi="Segoe UI" w:eastAsia="Segoe UI" w:cs="Segoe UI"/>
-          <w:b w:val="0"/>
-          <w:bCs w:val="0"/>
-          <w:i w:val="0"/>
-          <w:iCs w:val="0"/>
-          <w:noProof w:val="0"/>
-          <w:sz w:val="21"/>
-          <w:szCs w:val="21"/>
-          <w:lang w:val="en-US"/>
-        </w:rPr>
-        <w:t xml:space="preserve"> executive roles. He was President of the </w:t>
-      </w:r>
-      <w:r>
-        <w:rPr>
-          <w:rFonts w:ascii="Segoe UI" w:hAnsi="Segoe UI" w:eastAsia="Segoe UI" w:cs="Segoe UI"/>
-          <w:b w:val="0"/>
-          <w:bCs w:val="0"/>
-          <w:i w:val="0"/>
-          <w:iCs w:val="0"/>
-          <w:noProof w:val="0"/>
-          <w:sz w:val="21"/>
-          <w:szCs w:val="21"/>
-          <w:lang w:val="en-US"/>
-        </w:rPr>
-        <w:t>Colorado High School Coaches Association</w:t>
-      </w:r>
-      <w:r>
-        <w:rPr>
-          <w:rFonts w:ascii="Segoe UI" w:hAnsi="Segoe UI" w:eastAsia="Segoe UI" w:cs="Segoe UI"/>
-          <w:b w:val="0"/>
-          <w:bCs w:val="0"/>
-          <w:i w:val="0"/>
-          <w:iCs w:val="0"/>
-          <w:noProof w:val="0"/>
-          <w:sz w:val="21"/>
-          <w:szCs w:val="21"/>
-          <w:lang w:val="en-US"/>
-        </w:rPr>
-        <w:t xml:space="preserve"> from 1970–71 </w:t>
-      </w:r>
-      <w:r>
-        <w:rPr>
-          <w:rFonts w:ascii="Segoe UI" w:hAnsi="Segoe UI" w:eastAsia="Segoe UI" w:cs="Segoe UI"/>
-          <w:b w:val="0"/>
-          <w:bCs w:val="0"/>
-          <w:i w:val="0"/>
-          <w:iCs w:val="0"/>
-          <w:noProof w:val="0"/>
-          <w:sz w:val="21"/>
-          <w:szCs w:val="21"/>
-          <w:lang w:val="en-US"/>
-        </w:rPr>
-        <w:t>and also</w:t>
-      </w:r>
-      <w:r>
-        <w:rPr>
-          <w:rFonts w:ascii="Segoe UI" w:hAnsi="Segoe UI" w:eastAsia="Segoe UI" w:cs="Segoe UI"/>
-          <w:b w:val="0"/>
-          <w:bCs w:val="0"/>
-          <w:i w:val="0"/>
-          <w:iCs w:val="0"/>
-          <w:noProof w:val="0"/>
-          <w:sz w:val="21"/>
-          <w:szCs w:val="21"/>
-          <w:lang w:val="en-US"/>
-        </w:rPr>
-        <w:t xml:space="preserve"> led both the </w:t>
-      </w:r>
-      <w:r>
-        <w:rPr>
-          <w:rFonts w:ascii="Segoe UI" w:hAnsi="Segoe UI" w:eastAsia="Segoe UI" w:cs="Segoe UI"/>
-          <w:b w:val="0"/>
-          <w:bCs w:val="0"/>
-          <w:i w:val="0"/>
-          <w:iCs w:val="0"/>
-          <w:noProof w:val="0"/>
-          <w:sz w:val="21"/>
-          <w:szCs w:val="21"/>
-          <w:lang w:val="en-US"/>
-        </w:rPr>
-        <w:t>Boulder Valley Coaches Association</w:t>
-      </w:r>
-      <w:r>
-        <w:rPr>
-          <w:rFonts w:ascii="Segoe UI" w:hAnsi="Segoe UI" w:eastAsia="Segoe UI" w:cs="Segoe UI"/>
-          <w:b w:val="0"/>
-          <w:bCs w:val="0"/>
-          <w:i w:val="0"/>
-          <w:iCs w:val="0"/>
-          <w:noProof w:val="0"/>
-          <w:sz w:val="21"/>
-          <w:szCs w:val="21"/>
-          <w:lang w:val="en-US"/>
-        </w:rPr>
-        <w:t xml:space="preserve"> and the </w:t>
-      </w:r>
-      <w:r>
-        <w:rPr>
-          <w:rFonts w:ascii="Segoe UI" w:hAnsi="Segoe UI" w:eastAsia="Segoe UI" w:cs="Segoe UI"/>
-          <w:b w:val="0"/>
-          <w:bCs w:val="0"/>
-          <w:i w:val="0"/>
-          <w:iCs w:val="0"/>
-          <w:noProof w:val="0"/>
-          <w:sz w:val="21"/>
-          <w:szCs w:val="21"/>
-          <w:lang w:val="en-US"/>
-        </w:rPr>
-        <w:t>Colorado High School Baseball Umpires Association</w:t>
-      </w:r>
-      <w:r>
-        <w:rPr>
-          <w:rFonts w:ascii="Segoe UI" w:hAnsi="Segoe UI" w:eastAsia="Segoe UI" w:cs="Segoe UI"/>
-          <w:b w:val="0"/>
-          <w:bCs w:val="0"/>
-          <w:i w:val="0"/>
-          <w:iCs w:val="0"/>
-          <w:noProof w:val="0"/>
-          <w:sz w:val="21"/>
-          <w:szCs w:val="21"/>
-          <w:lang w:val="en-US"/>
-        </w:rPr>
-        <w:t xml:space="preserve"> from 1981–84. The CHSBUA Board appointed him </w:t>
-      </w:r>
-      <w:r>
-        <w:rPr>
-          <w:rFonts w:ascii="Segoe UI" w:hAnsi="Segoe UI" w:eastAsia="Segoe UI" w:cs="Segoe UI"/>
-          <w:b w:val="0"/>
-          <w:bCs w:val="0"/>
-          <w:i w:val="0"/>
-          <w:iCs w:val="0"/>
-          <w:noProof w:val="0"/>
-          <w:sz w:val="21"/>
-          <w:szCs w:val="21"/>
-          <w:lang w:val="en-US"/>
-        </w:rPr>
-        <w:t>Colorado High School Baseball Rules Interpreter</w:t>
-      </w:r>
-      <w:r>
-        <w:rPr>
-          <w:rFonts w:ascii="Segoe UI" w:hAnsi="Segoe UI" w:eastAsia="Segoe UI" w:cs="Segoe UI"/>
-          <w:b w:val="0"/>
-          <w:bCs w:val="0"/>
-          <w:i w:val="0"/>
-          <w:iCs w:val="0"/>
-          <w:noProof w:val="0"/>
-          <w:sz w:val="21"/>
-          <w:szCs w:val="21"/>
-          <w:lang w:val="en-US"/>
-        </w:rPr>
-        <w:t xml:space="preserve"> from 1989–1997, and he completed two terms as Area Director for the Boulder/Longmont study group.</w:t>
-      </w:r>
-    </w:p>
-    <w:p>
-      <w:pPr>
-        <w:spacing w:before="0" w:beforeAutospacing="off" w:after="0" w:afterAutospacing="off" w:line="300" w:lineRule="auto"/>
-        <w:rPr>
-          <w:rFonts w:ascii="Segoe UI" w:hAnsi="Segoe UI" w:eastAsia="Segoe UI" w:cs="Segoe UI"/>
-          <w:b w:val="0"/>
-          <w:bCs w:val="0"/>
-          <w:i w:val="0"/>
-          <w:iCs w:val="0"/>
-          <w:noProof w:val="0"/>
-          <w:sz w:val="21"/>
-          <w:szCs w:val="21"/>
-          <w:lang w:val="en-US"/>
-        </w:rPr>
-      </w:pPr>
-      <w:r>
-        <w:rPr>
-          <w:rFonts w:ascii="Segoe UI" w:hAnsi="Segoe UI" w:eastAsia="Segoe UI" w:cs="Segoe UI"/>
-          <w:b w:val="0"/>
-          <w:bCs w:val="0"/>
-          <w:i w:val="0"/>
-          <w:iCs w:val="0"/>
-          <w:noProof w:val="0"/>
-          <w:sz w:val="21"/>
-          <w:szCs w:val="21"/>
-          <w:lang w:val="en-US"/>
-        </w:rPr>
-        <w:t xml:space="preserve">Ken’s officiating accomplishments set a benchmark for excellence. He was selected to </w:t>
-      </w:r>
-      <w:r>
-        <w:rPr>
-          <w:rFonts w:ascii="Segoe UI" w:hAnsi="Segoe UI" w:eastAsia="Segoe UI" w:cs="Segoe UI"/>
-          <w:b w:val="0"/>
-          <w:bCs w:val="0"/>
-          <w:i w:val="0"/>
-          <w:iCs w:val="0"/>
-          <w:noProof w:val="0"/>
-          <w:sz w:val="21"/>
-          <w:szCs w:val="21"/>
-          <w:lang w:val="en-US"/>
-        </w:rPr>
-        <w:t>work</w:t>
-      </w:r>
-      <w:r>
-        <w:rPr>
-          <w:rFonts w:ascii="Segoe UI" w:hAnsi="Segoe UI" w:eastAsia="Segoe UI" w:cs="Segoe UI"/>
-          <w:b w:val="0"/>
-          <w:bCs w:val="0"/>
-          <w:i w:val="0"/>
-          <w:iCs w:val="0"/>
-          <w:noProof w:val="0"/>
-          <w:sz w:val="21"/>
-          <w:szCs w:val="21"/>
-          <w:lang w:val="en-US"/>
-        </w:rPr>
-        <w:t xml:space="preserve"> 16 Colorado State High School basketball tournaments and officiated the 1986 NCAA Division I Regional Final. In baseball, he was a fixture at the </w:t>
-      </w:r>
-      <w:r>
-        <w:rPr>
-          <w:rFonts w:ascii="Segoe UI" w:hAnsi="Segoe UI" w:eastAsia="Segoe UI" w:cs="Segoe UI"/>
-          <w:b w:val="0"/>
-          <w:bCs w:val="0"/>
-          <w:i w:val="0"/>
-          <w:iCs w:val="0"/>
-          <w:noProof w:val="0"/>
-          <w:sz w:val="21"/>
-          <w:szCs w:val="21"/>
-          <w:lang w:val="en-US"/>
-        </w:rPr>
-        <w:t>Colorado High School Baseball Championships</w:t>
-      </w:r>
-      <w:r>
-        <w:rPr>
-          <w:rFonts w:ascii="Segoe UI" w:hAnsi="Segoe UI" w:eastAsia="Segoe UI" w:cs="Segoe UI"/>
-          <w:b w:val="0"/>
-          <w:bCs w:val="0"/>
-          <w:i w:val="0"/>
-          <w:iCs w:val="0"/>
-          <w:noProof w:val="0"/>
-          <w:sz w:val="21"/>
-          <w:szCs w:val="21"/>
-          <w:lang w:val="en-US"/>
-        </w:rPr>
-        <w:t xml:space="preserve"> for 15 years and was a charter member of the </w:t>
-      </w:r>
-      <w:r>
-        <w:rPr>
-          <w:rFonts w:ascii="Segoe UI" w:hAnsi="Segoe UI" w:eastAsia="Segoe UI" w:cs="Segoe UI"/>
-          <w:b w:val="0"/>
-          <w:bCs w:val="0"/>
-          <w:i w:val="0"/>
-          <w:iCs w:val="0"/>
-          <w:noProof w:val="0"/>
-          <w:sz w:val="21"/>
-          <w:szCs w:val="21"/>
-          <w:lang w:val="en-US"/>
-        </w:rPr>
-        <w:t>Colorado Collegiate Umpire Association</w:t>
-      </w:r>
-      <w:r>
-        <w:rPr>
-          <w:rFonts w:ascii="Segoe UI" w:hAnsi="Segoe UI" w:eastAsia="Segoe UI" w:cs="Segoe UI"/>
-          <w:b w:val="0"/>
-          <w:bCs w:val="0"/>
-          <w:i w:val="0"/>
-          <w:iCs w:val="0"/>
-          <w:noProof w:val="0"/>
-          <w:sz w:val="21"/>
-          <w:szCs w:val="21"/>
-          <w:lang w:val="en-US"/>
-        </w:rPr>
-        <w:t>.</w:t>
-      </w:r>
-    </w:p>
-    <w:p>
-      <w:pPr>
-        <w:spacing w:before="0" w:beforeAutospacing="off" w:after="0" w:afterAutospacing="off" w:line="300" w:lineRule="auto"/>
-        <w:rPr>
-          <w:rFonts w:ascii="Segoe UI" w:hAnsi="Segoe UI" w:eastAsia="Segoe UI" w:cs="Segoe UI"/>
-          <w:b w:val="0"/>
-          <w:bCs w:val="0"/>
-          <w:i w:val="0"/>
-          <w:iCs w:val="0"/>
-          <w:noProof w:val="0"/>
-          <w:sz w:val="21"/>
-          <w:szCs w:val="21"/>
-          <w:lang w:val="en-US"/>
-        </w:rPr>
-      </w:pPr>
-      <w:r>
-        <w:rPr>
-          <w:rFonts w:ascii="Segoe UI" w:hAnsi="Segoe UI" w:eastAsia="Segoe UI" w:cs="Segoe UI"/>
-          <w:b w:val="0"/>
-          <w:bCs w:val="0"/>
-          <w:i w:val="0"/>
-          <w:iCs w:val="0"/>
-          <w:noProof w:val="0"/>
-          <w:sz w:val="21"/>
-          <w:szCs w:val="21"/>
-          <w:lang w:val="en-US"/>
-        </w:rPr>
-        <w:t xml:space="preserve">As an educator, Ken was deeply active in student leadership and athletic administration. He dedicated 29 years to the NBA, CEA, and </w:t>
-      </w:r>
-      <w:r>
-        <w:rPr>
-          <w:rFonts w:ascii="Segoe UI" w:hAnsi="Segoe UI" w:eastAsia="Segoe UI" w:cs="Segoe UI"/>
-          <w:b w:val="0"/>
-          <w:bCs w:val="0"/>
-          <w:i w:val="0"/>
-          <w:iCs w:val="0"/>
-          <w:noProof w:val="0"/>
-          <w:sz w:val="21"/>
-          <w:szCs w:val="21"/>
-          <w:lang w:val="en-US"/>
-        </w:rPr>
-        <w:t>Boulder Valley Education Association</w:t>
-      </w:r>
-      <w:r>
-        <w:rPr>
-          <w:rFonts w:ascii="Segoe UI" w:hAnsi="Segoe UI" w:eastAsia="Segoe UI" w:cs="Segoe UI"/>
-          <w:b w:val="0"/>
-          <w:bCs w:val="0"/>
-          <w:i w:val="0"/>
-          <w:iCs w:val="0"/>
-          <w:noProof w:val="0"/>
-          <w:sz w:val="21"/>
-          <w:szCs w:val="21"/>
-          <w:lang w:val="en-US"/>
-        </w:rPr>
-        <w:t xml:space="preserve">, and was a member of </w:t>
-      </w:r>
-      <w:r>
-        <w:rPr>
-          <w:rFonts w:ascii="Segoe UI" w:hAnsi="Segoe UI" w:eastAsia="Segoe UI" w:cs="Segoe UI"/>
-          <w:b w:val="0"/>
-          <w:bCs w:val="0"/>
-          <w:i w:val="0"/>
-          <w:iCs w:val="0"/>
-          <w:noProof w:val="0"/>
-          <w:sz w:val="21"/>
-          <w:szCs w:val="21"/>
-          <w:lang w:val="en-US"/>
-        </w:rPr>
-        <w:t>Phi Delta Kappa</w:t>
-      </w:r>
-      <w:r>
-        <w:rPr>
-          <w:rFonts w:ascii="Segoe UI" w:hAnsi="Segoe UI" w:eastAsia="Segoe UI" w:cs="Segoe UI"/>
-          <w:b w:val="0"/>
-          <w:bCs w:val="0"/>
-          <w:i w:val="0"/>
-          <w:iCs w:val="0"/>
-          <w:noProof w:val="0"/>
-          <w:sz w:val="21"/>
-          <w:szCs w:val="21"/>
-          <w:lang w:val="en-US"/>
-        </w:rPr>
-        <w:t xml:space="preserve">. He was recognized in the 1956 edition of </w:t>
-      </w:r>
-      <w:r>
-        <w:rPr>
-          <w:rFonts w:ascii="Segoe UI" w:hAnsi="Segoe UI" w:eastAsia="Segoe UI" w:cs="Segoe UI"/>
-          <w:b w:val="0"/>
-          <w:bCs w:val="0"/>
-          <w:i w:val="1"/>
-          <w:iCs w:val="1"/>
-          <w:noProof w:val="0"/>
-          <w:sz w:val="21"/>
-          <w:szCs w:val="21"/>
-          <w:lang w:val="en-US"/>
-        </w:rPr>
-        <w:t>Who’s Who in American Universities and Colleges</w:t>
-      </w:r>
-      <w:r>
-        <w:rPr>
-          <w:rFonts w:ascii="Segoe UI" w:hAnsi="Segoe UI" w:eastAsia="Segoe UI" w:cs="Segoe UI"/>
-          <w:b w:val="0"/>
-          <w:bCs w:val="0"/>
-          <w:i w:val="0"/>
-          <w:iCs w:val="0"/>
-          <w:noProof w:val="0"/>
-          <w:sz w:val="21"/>
-          <w:szCs w:val="21"/>
-          <w:lang w:val="en-US"/>
-        </w:rPr>
-        <w:t xml:space="preserve"> as an undergraduate at the </w:t>
-      </w:r>
-      <w:r>
-        <w:rPr>
-          <w:rFonts w:ascii="Segoe UI" w:hAnsi="Segoe UI" w:eastAsia="Segoe UI" w:cs="Segoe UI"/>
-          <w:b w:val="0"/>
-          <w:bCs w:val="0"/>
-          <w:i w:val="0"/>
-          <w:iCs w:val="0"/>
-          <w:noProof w:val="0"/>
-          <w:sz w:val="21"/>
-          <w:szCs w:val="21"/>
-          <w:lang w:val="en-US"/>
-        </w:rPr>
-        <w:t>University of Denver</w:t>
-      </w:r>
-      <w:r>
-        <w:rPr>
-          <w:rFonts w:ascii="Segoe UI" w:hAnsi="Segoe UI" w:eastAsia="Segoe UI" w:cs="Segoe UI"/>
-          <w:b w:val="0"/>
-          <w:bCs w:val="0"/>
-          <w:i w:val="0"/>
-          <w:iCs w:val="0"/>
-          <w:noProof w:val="0"/>
-          <w:sz w:val="21"/>
-          <w:szCs w:val="21"/>
-          <w:lang w:val="en-US"/>
-        </w:rPr>
-        <w:t xml:space="preserve">, where he earned his BA. He later completed his MS at the </w:t>
-      </w:r>
-      <w:r>
-        <w:rPr>
-          <w:rFonts w:ascii="Segoe UI" w:hAnsi="Segoe UI" w:eastAsia="Segoe UI" w:cs="Segoe UI"/>
-          <w:b w:val="0"/>
-          <w:bCs w:val="0"/>
-          <w:i w:val="0"/>
-          <w:iCs w:val="0"/>
-          <w:noProof w:val="0"/>
-          <w:sz w:val="21"/>
-          <w:szCs w:val="21"/>
-          <w:lang w:val="en-US"/>
-        </w:rPr>
-        <w:t>University of Colorado</w:t>
-      </w:r>
-      <w:r>
-        <w:rPr>
-          <w:rFonts w:ascii="Segoe UI" w:hAnsi="Segoe UI" w:eastAsia="Segoe UI" w:cs="Segoe UI"/>
-          <w:b w:val="0"/>
-          <w:bCs w:val="0"/>
-          <w:i w:val="0"/>
-          <w:iCs w:val="0"/>
-          <w:noProof w:val="0"/>
-          <w:sz w:val="21"/>
-          <w:szCs w:val="21"/>
-          <w:lang w:val="en-US"/>
-        </w:rPr>
-        <w:t xml:space="preserve"> in 1976 and earned a Type D Administrator Certificate.</w:t>
-      </w:r>
-    </w:p>
-    <w:p>
-      <w:pPr>
-        <w:spacing w:before="0" w:beforeAutospacing="off" w:after="0" w:afterAutospacing="off" w:line="300" w:lineRule="auto"/>
-        <w:rPr>
-          <w:rFonts w:ascii="Segoe UI" w:hAnsi="Segoe UI" w:eastAsia="Segoe UI" w:cs="Segoe UI"/>
-          <w:b w:val="0"/>
-          <w:bCs w:val="0"/>
-          <w:i w:val="0"/>
-          <w:iCs w:val="0"/>
-          <w:noProof w:val="0"/>
-          <w:sz w:val="21"/>
-          <w:szCs w:val="21"/>
-          <w:lang w:val="en-US"/>
-        </w:rPr>
-      </w:pPr>
-      <w:r>
-        <w:rPr>
-          <w:rFonts w:ascii="Segoe UI" w:hAnsi="Segoe UI" w:eastAsia="Segoe UI" w:cs="Segoe UI"/>
-          <w:b w:val="0"/>
-          <w:bCs w:val="0"/>
-          <w:i w:val="0"/>
-          <w:iCs w:val="0"/>
-          <w:noProof w:val="0"/>
-          <w:sz w:val="21"/>
-          <w:szCs w:val="21"/>
-          <w:lang w:val="en-US"/>
-        </w:rPr>
-        <w:t xml:space="preserve">Tom Smith, CHSBUA Past President, captured Ken’s legacy best: his leadership and involvement have profoundly shaped CHSAA and its programs, positively influencing thousands of students and adults. In a fitting capstone </w:t>
-      </w:r>
-      <w:r>
-        <w:rPr>
-          <w:rFonts w:ascii="Segoe UI" w:hAnsi="Segoe UI" w:eastAsia="Segoe UI" w:cs="Segoe UI"/>
-          <w:b w:val="0"/>
-          <w:bCs w:val="0"/>
-          <w:i w:val="0"/>
-          <w:iCs w:val="0"/>
-          <w:noProof w:val="0"/>
-          <w:sz w:val="21"/>
-          <w:szCs w:val="21"/>
-          <w:lang w:val="en-US"/>
-        </w:rPr>
-        <w:t>to</w:t>
-      </w:r>
-      <w:r>
-        <w:rPr>
-          <w:rFonts w:ascii="Segoe UI" w:hAnsi="Segoe UI" w:eastAsia="Segoe UI" w:cs="Segoe UI"/>
-          <w:b w:val="0"/>
-          <w:bCs w:val="0"/>
-          <w:i w:val="0"/>
-          <w:iCs w:val="0"/>
-          <w:noProof w:val="0"/>
-          <w:sz w:val="21"/>
-          <w:szCs w:val="21"/>
-          <w:lang w:val="en-US"/>
-        </w:rPr>
-        <w:t xml:space="preserve"> his career </w:t>
-      </w:r>
-      <w:r>
-        <w:rPr>
-          <w:rFonts w:ascii="Segoe UI" w:hAnsi="Segoe UI" w:eastAsia="Segoe UI" w:cs="Segoe UI"/>
-          <w:b w:val="0"/>
-          <w:bCs w:val="0"/>
-          <w:i w:val="0"/>
-          <w:iCs w:val="0"/>
-          <w:noProof w:val="0"/>
-          <w:sz w:val="21"/>
-          <w:szCs w:val="21"/>
-          <w:lang w:val="en-US"/>
-        </w:rPr>
-        <w:t>of</w:t>
-      </w:r>
-      <w:r>
-        <w:rPr>
-          <w:rFonts w:ascii="Segoe UI" w:hAnsi="Segoe UI" w:eastAsia="Segoe UI" w:cs="Segoe UI"/>
-          <w:b w:val="0"/>
-          <w:bCs w:val="0"/>
-          <w:i w:val="0"/>
-          <w:iCs w:val="0"/>
-          <w:noProof w:val="0"/>
-          <w:sz w:val="21"/>
-          <w:szCs w:val="21"/>
-          <w:lang w:val="en-US"/>
-        </w:rPr>
-        <w:t xml:space="preserve"> service, Ken Furman was inducted into the </w:t>
-      </w:r>
-      <w:r>
-        <w:rPr>
-          <w:rFonts w:ascii="Segoe UI" w:hAnsi="Segoe UI" w:eastAsia="Segoe UI" w:cs="Segoe UI"/>
-          <w:b w:val="0"/>
-          <w:bCs w:val="0"/>
-          <w:i w:val="0"/>
-          <w:iCs w:val="0"/>
-          <w:noProof w:val="0"/>
-          <w:sz w:val="21"/>
-          <w:szCs w:val="21"/>
-          <w:lang w:val="en-US"/>
-        </w:rPr>
-        <w:t>CHSAA Hall of Fame</w:t>
-      </w:r>
-      <w:r>
-        <w:rPr>
-          <w:rFonts w:ascii="Segoe UI" w:hAnsi="Segoe UI" w:eastAsia="Segoe UI" w:cs="Segoe UI"/>
-          <w:b w:val="0"/>
-          <w:bCs w:val="0"/>
-          <w:i w:val="0"/>
-          <w:iCs w:val="0"/>
-          <w:noProof w:val="0"/>
-          <w:sz w:val="21"/>
-          <w:szCs w:val="21"/>
-          <w:lang w:val="en-US"/>
-        </w:rPr>
-        <w:t xml:space="preserve"> earlier this year.</w:t>
-      </w:r>
-    </w:p>
-    <w:p>
-      <w:pPr>
-        <w:pStyle w:val="BodyText"/>
-      </w:pPr>
-    </w:p>
-    <w:p>
+    <w:p ns2:paraId="0053AC63" ns2:textId="598665C1">
       <w:pPr>
         <w:pStyle w:val="FirstParagraph"/>
       </w:pPr>
     </w:p>
-    <w:p>
+    <w:p ns2:paraId="48464635" ns2:textId="4220DF80">
       <w:pPr>
         <w:pStyle w:val="FirstParagraph"/>
       </w:pPr>
